--- a/Project Documents/721814 SOP/721814 SOP/Regulatory/CS_TP_RA0302 Revision 2.docx
+++ b/Project Documents/721814 SOP/721814 SOP/Regulatory/CS_TP_RA0302 Revision 2.docx
@@ -819,54 +819,6 @@
                 <w:color w:val="FF0000"/>
                 <w:sz w:val="20"/>
               </w:rPr>
-              <w:drawing>
-                <wp:inline distT="0" distB="0" distL="0" distR="0" wp14:anchorId="27076917" wp14:editId="62575206">
-                  <wp:extent cx="259080" cy="259080"/>
-                  <wp:effectExtent l="0" t="0" r="7620" b="7620"/>
-                  <wp:docPr id="29" name="Picture 29" descr="Ease of Use button"/>
-                  <wp:cNvGraphicFramePr>
-                    <a:graphicFrameLocks xmlns:a="http://schemas.openxmlformats.org/drawingml/2006/main" noChangeAspect="1"/>
-                  </wp:cNvGraphicFramePr>
-                  <a:graphic xmlns:a="http://schemas.openxmlformats.org/drawingml/2006/main">
-                    <a:graphicData uri="http://schemas.openxmlformats.org/drawingml/2006/picture">
-                      <pic:pic xmlns:pic="http://schemas.openxmlformats.org/drawingml/2006/picture">
-                        <pic:nvPicPr>
-                          <pic:cNvPr id="0" name="Picture 31" descr="Ease of Use button"/>
-                          <pic:cNvPicPr>
-                            <a:picLocks noChangeAspect="1" noChangeArrowheads="1"/>
-                          </pic:cNvPicPr>
-                        </pic:nvPicPr>
-                        <pic:blipFill>
-                          <a:blip r:embed="rId8">
-                            <a:extLst>
-                              <a:ext uri="{28A0092B-C50C-407E-A947-70E740481C1C}">
-                                <a14:useLocalDpi xmlns:a14="http://schemas.microsoft.com/office/drawing/2010/main" val="0"/>
-                              </a:ext>
-                            </a:extLst>
-                          </a:blip>
-                          <a:srcRect/>
-                          <a:stretch>
-                            <a:fillRect/>
-                          </a:stretch>
-                        </pic:blipFill>
-                        <pic:spPr bwMode="auto">
-                          <a:xfrm>
-                            <a:off x="0" y="0"/>
-                            <a:ext cx="259080" cy="259080"/>
-                          </a:xfrm>
-                          <a:prstGeom prst="rect">
-                            <a:avLst/>
-                          </a:prstGeom>
-                          <a:noFill/>
-                          <a:ln>
-                            <a:noFill/>
-                          </a:ln>
-                        </pic:spPr>
-                      </pic:pic>
-                    </a:graphicData>
-                  </a:graphic>
-                </wp:inline>
-              </w:drawing>
             </w:r>
           </w:p>
         </w:tc>
@@ -1094,54 +1046,6 @@
                 <w:color w:val="FF0000"/>
                 <w:sz w:val="20"/>
               </w:rPr>
-              <w:drawing>
-                <wp:inline distT="0" distB="0" distL="0" distR="0" wp14:anchorId="4AF292A3" wp14:editId="56F0449D">
-                  <wp:extent cx="690245" cy="94615"/>
-                  <wp:effectExtent l="0" t="0" r="0" b="635"/>
-                  <wp:docPr id="28" name="Picture 28" descr="H1-6 button"/>
-                  <wp:cNvGraphicFramePr>
-                    <a:graphicFrameLocks xmlns:a="http://schemas.openxmlformats.org/drawingml/2006/main" noChangeAspect="1"/>
-                  </wp:cNvGraphicFramePr>
-                  <a:graphic xmlns:a="http://schemas.openxmlformats.org/drawingml/2006/main">
-                    <a:graphicData uri="http://schemas.openxmlformats.org/drawingml/2006/picture">
-                      <pic:pic xmlns:pic="http://schemas.openxmlformats.org/drawingml/2006/picture">
-                        <pic:nvPicPr>
-                          <pic:cNvPr id="0" name="Picture 30" descr="H1-6 button"/>
-                          <pic:cNvPicPr>
-                            <a:picLocks noChangeAspect="1" noChangeArrowheads="1"/>
-                          </pic:cNvPicPr>
-                        </pic:nvPicPr>
-                        <pic:blipFill>
-                          <a:blip r:embed="rId9">
-                            <a:extLst>
-                              <a:ext uri="{28A0092B-C50C-407E-A947-70E740481C1C}">
-                                <a14:useLocalDpi xmlns:a14="http://schemas.microsoft.com/office/drawing/2010/main" val="0"/>
-                              </a:ext>
-                            </a:extLst>
-                          </a:blip>
-                          <a:srcRect/>
-                          <a:stretch>
-                            <a:fillRect/>
-                          </a:stretch>
-                        </pic:blipFill>
-                        <pic:spPr bwMode="auto">
-                          <a:xfrm>
-                            <a:off x="0" y="0"/>
-                            <a:ext cx="690245" cy="94615"/>
-                          </a:xfrm>
-                          <a:prstGeom prst="rect">
-                            <a:avLst/>
-                          </a:prstGeom>
-                          <a:noFill/>
-                          <a:ln>
-                            <a:noFill/>
-                          </a:ln>
-                        </pic:spPr>
-                      </pic:pic>
-                    </a:graphicData>
-                  </a:graphic>
-                </wp:inline>
-              </w:drawing>
             </w:r>
           </w:p>
         </w:tc>
@@ -1220,54 +1124,6 @@
                 <w:color w:val="FF0000"/>
                 <w:sz w:val="20"/>
               </w:rPr>
-              <w:drawing>
-                <wp:inline distT="0" distB="0" distL="0" distR="0" wp14:anchorId="5A852D39" wp14:editId="4224DD04">
-                  <wp:extent cx="276225" cy="129540"/>
-                  <wp:effectExtent l="0" t="0" r="9525" b="3810"/>
-                  <wp:docPr id="27" name="Picture 27"/>
-                  <wp:cNvGraphicFramePr>
-                    <a:graphicFrameLocks xmlns:a="http://schemas.openxmlformats.org/drawingml/2006/main" noChangeAspect="1"/>
-                  </wp:cNvGraphicFramePr>
-                  <a:graphic xmlns:a="http://schemas.openxmlformats.org/drawingml/2006/main">
-                    <a:graphicData uri="http://schemas.openxmlformats.org/drawingml/2006/picture">
-                      <pic:pic xmlns:pic="http://schemas.openxmlformats.org/drawingml/2006/picture">
-                        <pic:nvPicPr>
-                          <pic:cNvPr id="0" name="Picture 28"/>
-                          <pic:cNvPicPr>
-                            <a:picLocks noChangeAspect="1" noChangeArrowheads="1"/>
-                          </pic:cNvPicPr>
-                        </pic:nvPicPr>
-                        <pic:blipFill>
-                          <a:blip r:embed="rId10">
-                            <a:extLst>
-                              <a:ext uri="{28A0092B-C50C-407E-A947-70E740481C1C}">
-                                <a14:useLocalDpi xmlns:a14="http://schemas.microsoft.com/office/drawing/2010/main" val="0"/>
-                              </a:ext>
-                            </a:extLst>
-                          </a:blip>
-                          <a:srcRect/>
-                          <a:stretch>
-                            <a:fillRect/>
-                          </a:stretch>
-                        </pic:blipFill>
-                        <pic:spPr bwMode="auto">
-                          <a:xfrm>
-                            <a:off x="0" y="0"/>
-                            <a:ext cx="276225" cy="129540"/>
-                          </a:xfrm>
-                          <a:prstGeom prst="rect">
-                            <a:avLst/>
-                          </a:prstGeom>
-                          <a:noFill/>
-                          <a:ln>
-                            <a:noFill/>
-                          </a:ln>
-                        </pic:spPr>
-                      </pic:pic>
-                    </a:graphicData>
-                  </a:graphic>
-                </wp:inline>
-              </w:drawing>
             </w:r>
           </w:p>
         </w:tc>
@@ -1346,54 +1202,6 @@
                 <w:color w:val="FF0000"/>
                 <w:sz w:val="20"/>
               </w:rPr>
-              <w:drawing>
-                <wp:inline distT="0" distB="0" distL="0" distR="0" wp14:anchorId="1B3FBF38" wp14:editId="779775DF">
-                  <wp:extent cx="327660" cy="163830"/>
-                  <wp:effectExtent l="0" t="0" r="0" b="7620"/>
-                  <wp:docPr id="26" name="Picture 26"/>
-                  <wp:cNvGraphicFramePr>
-                    <a:graphicFrameLocks xmlns:a="http://schemas.openxmlformats.org/drawingml/2006/main" noChangeAspect="1"/>
-                  </wp:cNvGraphicFramePr>
-                  <a:graphic xmlns:a="http://schemas.openxmlformats.org/drawingml/2006/main">
-                    <a:graphicData uri="http://schemas.openxmlformats.org/drawingml/2006/picture">
-                      <pic:pic xmlns:pic="http://schemas.openxmlformats.org/drawingml/2006/picture">
-                        <pic:nvPicPr>
-                          <pic:cNvPr id="0" name="Picture 27"/>
-                          <pic:cNvPicPr>
-                            <a:picLocks noChangeAspect="1" noChangeArrowheads="1"/>
-                          </pic:cNvPicPr>
-                        </pic:nvPicPr>
-                        <pic:blipFill>
-                          <a:blip r:embed="rId11">
-                            <a:extLst>
-                              <a:ext uri="{28A0092B-C50C-407E-A947-70E740481C1C}">
-                                <a14:useLocalDpi xmlns:a14="http://schemas.microsoft.com/office/drawing/2010/main" val="0"/>
-                              </a:ext>
-                            </a:extLst>
-                          </a:blip>
-                          <a:srcRect/>
-                          <a:stretch>
-                            <a:fillRect/>
-                          </a:stretch>
-                        </pic:blipFill>
-                        <pic:spPr bwMode="auto">
-                          <a:xfrm>
-                            <a:off x="0" y="0"/>
-                            <a:ext cx="327660" cy="163830"/>
-                          </a:xfrm>
-                          <a:prstGeom prst="rect">
-                            <a:avLst/>
-                          </a:prstGeom>
-                          <a:noFill/>
-                          <a:ln>
-                            <a:noFill/>
-                          </a:ln>
-                        </pic:spPr>
-                      </pic:pic>
-                    </a:graphicData>
-                  </a:graphic>
-                </wp:inline>
-              </w:drawing>
             </w:r>
           </w:p>
         </w:tc>
@@ -1472,54 +1280,6 @@
                 <w:color w:val="FF0000"/>
                 <w:sz w:val="20"/>
               </w:rPr>
-              <w:drawing>
-                <wp:inline distT="0" distB="0" distL="0" distR="0" wp14:anchorId="0891E480" wp14:editId="5FF7B8F9">
-                  <wp:extent cx="655320" cy="172720"/>
-                  <wp:effectExtent l="0" t="0" r="0" b="0"/>
-                  <wp:docPr id="25" name="Picture 25"/>
-                  <wp:cNvGraphicFramePr>
-                    <a:graphicFrameLocks xmlns:a="http://schemas.openxmlformats.org/drawingml/2006/main" noChangeAspect="1"/>
-                  </wp:cNvGraphicFramePr>
-                  <a:graphic xmlns:a="http://schemas.openxmlformats.org/drawingml/2006/main">
-                    <a:graphicData uri="http://schemas.openxmlformats.org/drawingml/2006/picture">
-                      <pic:pic xmlns:pic="http://schemas.openxmlformats.org/drawingml/2006/picture">
-                        <pic:nvPicPr>
-                          <pic:cNvPr id="0" name="Picture 26"/>
-                          <pic:cNvPicPr>
-                            <a:picLocks noChangeAspect="1" noChangeArrowheads="1"/>
-                          </pic:cNvPicPr>
-                        </pic:nvPicPr>
-                        <pic:blipFill>
-                          <a:blip r:embed="rId12">
-                            <a:extLst>
-                              <a:ext uri="{28A0092B-C50C-407E-A947-70E740481C1C}">
-                                <a14:useLocalDpi xmlns:a14="http://schemas.microsoft.com/office/drawing/2010/main" val="0"/>
-                              </a:ext>
-                            </a:extLst>
-                          </a:blip>
-                          <a:srcRect/>
-                          <a:stretch>
-                            <a:fillRect/>
-                          </a:stretch>
-                        </pic:blipFill>
-                        <pic:spPr bwMode="auto">
-                          <a:xfrm>
-                            <a:off x="0" y="0"/>
-                            <a:ext cx="655320" cy="172720"/>
-                          </a:xfrm>
-                          <a:prstGeom prst="rect">
-                            <a:avLst/>
-                          </a:prstGeom>
-                          <a:noFill/>
-                          <a:ln>
-                            <a:noFill/>
-                          </a:ln>
-                        </pic:spPr>
-                      </pic:pic>
-                    </a:graphicData>
-                  </a:graphic>
-                </wp:inline>
-              </w:drawing>
             </w:r>
           </w:p>
         </w:tc>
@@ -1598,54 +1358,6 @@
                 <w:color w:val="FF0000"/>
                 <w:sz w:val="20"/>
               </w:rPr>
-              <w:drawing>
-                <wp:inline distT="0" distB="0" distL="0" distR="0" wp14:anchorId="3D800452" wp14:editId="73328BC9">
-                  <wp:extent cx="198120" cy="189865"/>
-                  <wp:effectExtent l="0" t="0" r="0" b="635"/>
-                  <wp:docPr id="24" name="Picture 24"/>
-                  <wp:cNvGraphicFramePr>
-                    <a:graphicFrameLocks xmlns:a="http://schemas.openxmlformats.org/drawingml/2006/main" noChangeAspect="1"/>
-                  </wp:cNvGraphicFramePr>
-                  <a:graphic xmlns:a="http://schemas.openxmlformats.org/drawingml/2006/main">
-                    <a:graphicData uri="http://schemas.openxmlformats.org/drawingml/2006/picture">
-                      <pic:pic xmlns:pic="http://schemas.openxmlformats.org/drawingml/2006/picture">
-                        <pic:nvPicPr>
-                          <pic:cNvPr id="0" name="Picture 25"/>
-                          <pic:cNvPicPr>
-                            <a:picLocks noChangeAspect="1" noChangeArrowheads="1"/>
-                          </pic:cNvPicPr>
-                        </pic:nvPicPr>
-                        <pic:blipFill>
-                          <a:blip r:embed="rId13">
-                            <a:extLst>
-                              <a:ext uri="{28A0092B-C50C-407E-A947-70E740481C1C}">
-                                <a14:useLocalDpi xmlns:a14="http://schemas.microsoft.com/office/drawing/2010/main" val="0"/>
-                              </a:ext>
-                            </a:extLst>
-                          </a:blip>
-                          <a:srcRect/>
-                          <a:stretch>
-                            <a:fillRect/>
-                          </a:stretch>
-                        </pic:blipFill>
-                        <pic:spPr bwMode="auto">
-                          <a:xfrm>
-                            <a:off x="0" y="0"/>
-                            <a:ext cx="198120" cy="189865"/>
-                          </a:xfrm>
-                          <a:prstGeom prst="rect">
-                            <a:avLst/>
-                          </a:prstGeom>
-                          <a:noFill/>
-                          <a:ln>
-                            <a:noFill/>
-                          </a:ln>
-                        </pic:spPr>
-                      </pic:pic>
-                    </a:graphicData>
-                  </a:graphic>
-                </wp:inline>
-              </w:drawing>
             </w:r>
           </w:p>
         </w:tc>
@@ -1743,54 +1455,6 @@
                 <w:color w:val="FF0000"/>
                 <w:sz w:val="20"/>
               </w:rPr>
-              <w:drawing>
-                <wp:inline distT="0" distB="0" distL="0" distR="0" wp14:anchorId="7529A197" wp14:editId="59291C8F">
-                  <wp:extent cx="155575" cy="129540"/>
-                  <wp:effectExtent l="0" t="0" r="0" b="3810"/>
-                  <wp:docPr id="23" name="Picture 23"/>
-                  <wp:cNvGraphicFramePr>
-                    <a:graphicFrameLocks xmlns:a="http://schemas.openxmlformats.org/drawingml/2006/main" noChangeAspect="1"/>
-                  </wp:cNvGraphicFramePr>
-                  <a:graphic xmlns:a="http://schemas.openxmlformats.org/drawingml/2006/main">
-                    <a:graphicData uri="http://schemas.openxmlformats.org/drawingml/2006/picture">
-                      <pic:pic xmlns:pic="http://schemas.openxmlformats.org/drawingml/2006/picture">
-                        <pic:nvPicPr>
-                          <pic:cNvPr id="0" name="Picture 24"/>
-                          <pic:cNvPicPr>
-                            <a:picLocks noChangeAspect="1" noChangeArrowheads="1"/>
-                          </pic:cNvPicPr>
-                        </pic:nvPicPr>
-                        <pic:blipFill>
-                          <a:blip r:embed="rId14">
-                            <a:extLst>
-                              <a:ext uri="{28A0092B-C50C-407E-A947-70E740481C1C}">
-                                <a14:useLocalDpi xmlns:a14="http://schemas.microsoft.com/office/drawing/2010/main" val="0"/>
-                              </a:ext>
-                            </a:extLst>
-                          </a:blip>
-                          <a:srcRect/>
-                          <a:stretch>
-                            <a:fillRect/>
-                          </a:stretch>
-                        </pic:blipFill>
-                        <pic:spPr bwMode="auto">
-                          <a:xfrm>
-                            <a:off x="0" y="0"/>
-                            <a:ext cx="155575" cy="129540"/>
-                          </a:xfrm>
-                          <a:prstGeom prst="rect">
-                            <a:avLst/>
-                          </a:prstGeom>
-                          <a:noFill/>
-                          <a:ln>
-                            <a:noFill/>
-                          </a:ln>
-                        </pic:spPr>
-                      </pic:pic>
-                    </a:graphicData>
-                  </a:graphic>
-                </wp:inline>
-              </w:drawing>
             </w:r>
           </w:p>
         </w:tc>
@@ -1869,54 +1533,6 @@
                 <w:color w:val="FF0000"/>
                 <w:sz w:val="20"/>
               </w:rPr>
-              <w:drawing>
-                <wp:inline distT="0" distB="0" distL="0" distR="0" wp14:anchorId="193979C9" wp14:editId="4D01D3B5">
-                  <wp:extent cx="172720" cy="129540"/>
-                  <wp:effectExtent l="0" t="0" r="0" b="3810"/>
-                  <wp:docPr id="22" name="Picture 22"/>
-                  <wp:cNvGraphicFramePr>
-                    <a:graphicFrameLocks xmlns:a="http://schemas.openxmlformats.org/drawingml/2006/main" noChangeAspect="1"/>
-                  </wp:cNvGraphicFramePr>
-                  <a:graphic xmlns:a="http://schemas.openxmlformats.org/drawingml/2006/main">
-                    <a:graphicData uri="http://schemas.openxmlformats.org/drawingml/2006/picture">
-                      <pic:pic xmlns:pic="http://schemas.openxmlformats.org/drawingml/2006/picture">
-                        <pic:nvPicPr>
-                          <pic:cNvPr id="0" name="Picture 21"/>
-                          <pic:cNvPicPr>
-                            <a:picLocks noChangeAspect="1" noChangeArrowheads="1"/>
-                          </pic:cNvPicPr>
-                        </pic:nvPicPr>
-                        <pic:blipFill>
-                          <a:blip r:embed="rId15">
-                            <a:extLst>
-                              <a:ext uri="{28A0092B-C50C-407E-A947-70E740481C1C}">
-                                <a14:useLocalDpi xmlns:a14="http://schemas.microsoft.com/office/drawing/2010/main" val="0"/>
-                              </a:ext>
-                            </a:extLst>
-                          </a:blip>
-                          <a:srcRect/>
-                          <a:stretch>
-                            <a:fillRect/>
-                          </a:stretch>
-                        </pic:blipFill>
-                        <pic:spPr bwMode="auto">
-                          <a:xfrm>
-                            <a:off x="0" y="0"/>
-                            <a:ext cx="172720" cy="129540"/>
-                          </a:xfrm>
-                          <a:prstGeom prst="rect">
-                            <a:avLst/>
-                          </a:prstGeom>
-                          <a:noFill/>
-                          <a:ln>
-                            <a:noFill/>
-                          </a:ln>
-                        </pic:spPr>
-                      </pic:pic>
-                    </a:graphicData>
-                  </a:graphic>
-                </wp:inline>
-              </w:drawing>
             </w:r>
           </w:p>
         </w:tc>
@@ -2014,54 +1630,6 @@
                 <w:color w:val="FF0000"/>
                 <w:sz w:val="20"/>
               </w:rPr>
-              <w:drawing>
-                <wp:inline distT="0" distB="0" distL="0" distR="0" wp14:anchorId="5A23AFBA" wp14:editId="26195EC5">
-                  <wp:extent cx="327660" cy="163830"/>
-                  <wp:effectExtent l="0" t="0" r="0" b="7620"/>
-                  <wp:docPr id="21" name="Picture 21"/>
-                  <wp:cNvGraphicFramePr>
-                    <a:graphicFrameLocks xmlns:a="http://schemas.openxmlformats.org/drawingml/2006/main" noChangeAspect="1"/>
-                  </wp:cNvGraphicFramePr>
-                  <a:graphic xmlns:a="http://schemas.openxmlformats.org/drawingml/2006/main">
-                    <a:graphicData uri="http://schemas.openxmlformats.org/drawingml/2006/picture">
-                      <pic:pic xmlns:pic="http://schemas.openxmlformats.org/drawingml/2006/picture">
-                        <pic:nvPicPr>
-                          <pic:cNvPr id="0" name="Picture 20"/>
-                          <pic:cNvPicPr>
-                            <a:picLocks noChangeAspect="1" noChangeArrowheads="1"/>
-                          </pic:cNvPicPr>
-                        </pic:nvPicPr>
-                        <pic:blipFill>
-                          <a:blip r:embed="rId16">
-                            <a:extLst>
-                              <a:ext uri="{28A0092B-C50C-407E-A947-70E740481C1C}">
-                                <a14:useLocalDpi xmlns:a14="http://schemas.microsoft.com/office/drawing/2010/main" val="0"/>
-                              </a:ext>
-                            </a:extLst>
-                          </a:blip>
-                          <a:srcRect/>
-                          <a:stretch>
-                            <a:fillRect/>
-                          </a:stretch>
-                        </pic:blipFill>
-                        <pic:spPr bwMode="auto">
-                          <a:xfrm>
-                            <a:off x="0" y="0"/>
-                            <a:ext cx="327660" cy="163830"/>
-                          </a:xfrm>
-                          <a:prstGeom prst="rect">
-                            <a:avLst/>
-                          </a:prstGeom>
-                          <a:noFill/>
-                          <a:ln>
-                            <a:noFill/>
-                          </a:ln>
-                        </pic:spPr>
-                      </pic:pic>
-                    </a:graphicData>
-                  </a:graphic>
-                </wp:inline>
-              </w:drawing>
             </w:r>
           </w:p>
         </w:tc>
@@ -2141,54 +1709,6 @@
                 <w:sz w:val="20"/>
               </w:rPr>
               <w:lastRenderedPageBreak/>
-              <w:drawing>
-                <wp:inline distT="0" distB="0" distL="0" distR="0" wp14:anchorId="36556A22" wp14:editId="05D56788">
-                  <wp:extent cx="215900" cy="215900"/>
-                  <wp:effectExtent l="0" t="0" r="0" b="0"/>
-                  <wp:docPr id="20" name="Picture 20" descr="Toggle view button"/>
-                  <wp:cNvGraphicFramePr>
-                    <a:graphicFrameLocks xmlns:a="http://schemas.openxmlformats.org/drawingml/2006/main" noChangeAspect="1"/>
-                  </wp:cNvGraphicFramePr>
-                  <a:graphic xmlns:a="http://schemas.openxmlformats.org/drawingml/2006/main">
-                    <a:graphicData uri="http://schemas.openxmlformats.org/drawingml/2006/picture">
-                      <pic:pic xmlns:pic="http://schemas.openxmlformats.org/drawingml/2006/picture">
-                        <pic:nvPicPr>
-                          <pic:cNvPr id="0" name="Picture 19" descr="Toggle view button"/>
-                          <pic:cNvPicPr>
-                            <a:picLocks noChangeAspect="1" noChangeArrowheads="1"/>
-                          </pic:cNvPicPr>
-                        </pic:nvPicPr>
-                        <pic:blipFill>
-                          <a:blip r:embed="rId17">
-                            <a:extLst>
-                              <a:ext uri="{28A0092B-C50C-407E-A947-70E740481C1C}">
-                                <a14:useLocalDpi xmlns:a14="http://schemas.microsoft.com/office/drawing/2010/main" val="0"/>
-                              </a:ext>
-                            </a:extLst>
-                          </a:blip>
-                          <a:srcRect/>
-                          <a:stretch>
-                            <a:fillRect/>
-                          </a:stretch>
-                        </pic:blipFill>
-                        <pic:spPr bwMode="auto">
-                          <a:xfrm>
-                            <a:off x="0" y="0"/>
-                            <a:ext cx="215900" cy="215900"/>
-                          </a:xfrm>
-                          <a:prstGeom prst="rect">
-                            <a:avLst/>
-                          </a:prstGeom>
-                          <a:noFill/>
-                          <a:ln>
-                            <a:noFill/>
-                          </a:ln>
-                        </pic:spPr>
-                      </pic:pic>
-                    </a:graphicData>
-                  </a:graphic>
-                </wp:inline>
-              </w:drawing>
             </w:r>
           </w:p>
         </w:tc>
@@ -2267,54 +1787,6 @@
                 <w:color w:val="FF0000"/>
                 <w:sz w:val="20"/>
               </w:rPr>
-              <w:drawing>
-                <wp:inline distT="0" distB="0" distL="0" distR="0" wp14:anchorId="66F18354" wp14:editId="5A480CD3">
-                  <wp:extent cx="215900" cy="189865"/>
-                  <wp:effectExtent l="0" t="0" r="0" b="635"/>
-                  <wp:docPr id="19" name="Picture 19"/>
-                  <wp:cNvGraphicFramePr>
-                    <a:graphicFrameLocks xmlns:a="http://schemas.openxmlformats.org/drawingml/2006/main" noChangeAspect="1"/>
-                  </wp:cNvGraphicFramePr>
-                  <a:graphic xmlns:a="http://schemas.openxmlformats.org/drawingml/2006/main">
-                    <a:graphicData uri="http://schemas.openxmlformats.org/drawingml/2006/picture">
-                      <pic:pic xmlns:pic="http://schemas.openxmlformats.org/drawingml/2006/picture">
-                        <pic:nvPicPr>
-                          <pic:cNvPr id="0" name="Picture 18"/>
-                          <pic:cNvPicPr>
-                            <a:picLocks noChangeAspect="1" noChangeArrowheads="1"/>
-                          </pic:cNvPicPr>
-                        </pic:nvPicPr>
-                        <pic:blipFill>
-                          <a:blip r:embed="rId18">
-                            <a:extLst>
-                              <a:ext uri="{28A0092B-C50C-407E-A947-70E740481C1C}">
-                                <a14:useLocalDpi xmlns:a14="http://schemas.microsoft.com/office/drawing/2010/main" val="0"/>
-                              </a:ext>
-                            </a:extLst>
-                          </a:blip>
-                          <a:srcRect/>
-                          <a:stretch>
-                            <a:fillRect/>
-                          </a:stretch>
-                        </pic:blipFill>
-                        <pic:spPr bwMode="auto">
-                          <a:xfrm>
-                            <a:off x="0" y="0"/>
-                            <a:ext cx="215900" cy="189865"/>
-                          </a:xfrm>
-                          <a:prstGeom prst="rect">
-                            <a:avLst/>
-                          </a:prstGeom>
-                          <a:noFill/>
-                          <a:ln>
-                            <a:noFill/>
-                          </a:ln>
-                        </pic:spPr>
-                      </pic:pic>
-                    </a:graphicData>
-                  </a:graphic>
-                </wp:inline>
-              </w:drawing>
             </w:r>
           </w:p>
         </w:tc>
@@ -2393,54 +1865,6 @@
                 <w:color w:val="FF0000"/>
                 <w:sz w:val="20"/>
               </w:rPr>
-              <w:drawing>
-                <wp:inline distT="0" distB="0" distL="0" distR="0" wp14:anchorId="1920D64B" wp14:editId="1BC9B458">
-                  <wp:extent cx="155575" cy="129540"/>
-                  <wp:effectExtent l="0" t="0" r="0" b="3810"/>
-                  <wp:docPr id="18" name="Picture 18"/>
-                  <wp:cNvGraphicFramePr>
-                    <a:graphicFrameLocks xmlns:a="http://schemas.openxmlformats.org/drawingml/2006/main" noChangeAspect="1"/>
-                  </wp:cNvGraphicFramePr>
-                  <a:graphic xmlns:a="http://schemas.openxmlformats.org/drawingml/2006/main">
-                    <a:graphicData uri="http://schemas.openxmlformats.org/drawingml/2006/picture">
-                      <pic:pic xmlns:pic="http://schemas.openxmlformats.org/drawingml/2006/picture">
-                        <pic:nvPicPr>
-                          <pic:cNvPr id="0" name="Picture 17"/>
-                          <pic:cNvPicPr>
-                            <a:picLocks noChangeAspect="1" noChangeArrowheads="1"/>
-                          </pic:cNvPicPr>
-                        </pic:nvPicPr>
-                        <pic:blipFill>
-                          <a:blip r:embed="rId19">
-                            <a:extLst>
-                              <a:ext uri="{28A0092B-C50C-407E-A947-70E740481C1C}">
-                                <a14:useLocalDpi xmlns:a14="http://schemas.microsoft.com/office/drawing/2010/main" val="0"/>
-                              </a:ext>
-                            </a:extLst>
-                          </a:blip>
-                          <a:srcRect/>
-                          <a:stretch>
-                            <a:fillRect/>
-                          </a:stretch>
-                        </pic:blipFill>
-                        <pic:spPr bwMode="auto">
-                          <a:xfrm>
-                            <a:off x="0" y="0"/>
-                            <a:ext cx="155575" cy="129540"/>
-                          </a:xfrm>
-                          <a:prstGeom prst="rect">
-                            <a:avLst/>
-                          </a:prstGeom>
-                          <a:noFill/>
-                          <a:ln>
-                            <a:noFill/>
-                          </a:ln>
-                        </pic:spPr>
-                      </pic:pic>
-                    </a:graphicData>
-                  </a:graphic>
-                </wp:inline>
-              </w:drawing>
             </w:r>
           </w:p>
         </w:tc>
@@ -2605,54 +2029,6 @@
                 <w:color w:val="FF0000"/>
                 <w:sz w:val="20"/>
               </w:rPr>
-              <w:drawing>
-                <wp:inline distT="0" distB="0" distL="0" distR="0" wp14:anchorId="2418572E" wp14:editId="54D556ED">
-                  <wp:extent cx="301625" cy="103505"/>
-                  <wp:effectExtent l="0" t="0" r="3175" b="0"/>
-                  <wp:docPr id="17" name="Picture 17" descr="Toc-Lot-Lof buttons"/>
-                  <wp:cNvGraphicFramePr>
-                    <a:graphicFrameLocks xmlns:a="http://schemas.openxmlformats.org/drawingml/2006/main" noChangeAspect="1"/>
-                  </wp:cNvGraphicFramePr>
-                  <a:graphic xmlns:a="http://schemas.openxmlformats.org/drawingml/2006/main">
-                    <a:graphicData uri="http://schemas.openxmlformats.org/drawingml/2006/picture">
-                      <pic:pic xmlns:pic="http://schemas.openxmlformats.org/drawingml/2006/picture">
-                        <pic:nvPicPr>
-                          <pic:cNvPr id="0" name="Picture 16" descr="Toc-Lot-Lof buttons"/>
-                          <pic:cNvPicPr>
-                            <a:picLocks noChangeAspect="1" noChangeArrowheads="1"/>
-                          </pic:cNvPicPr>
-                        </pic:nvPicPr>
-                        <pic:blipFill>
-                          <a:blip r:embed="rId20">
-                            <a:extLst>
-                              <a:ext uri="{28A0092B-C50C-407E-A947-70E740481C1C}">
-                                <a14:useLocalDpi xmlns:a14="http://schemas.microsoft.com/office/drawing/2010/main" val="0"/>
-                              </a:ext>
-                            </a:extLst>
-                          </a:blip>
-                          <a:srcRect/>
-                          <a:stretch>
-                            <a:fillRect/>
-                          </a:stretch>
-                        </pic:blipFill>
-                        <pic:spPr bwMode="auto">
-                          <a:xfrm>
-                            <a:off x="0" y="0"/>
-                            <a:ext cx="301625" cy="103505"/>
-                          </a:xfrm>
-                          <a:prstGeom prst="rect">
-                            <a:avLst/>
-                          </a:prstGeom>
-                          <a:noFill/>
-                          <a:ln>
-                            <a:noFill/>
-                          </a:ln>
-                        </pic:spPr>
-                      </pic:pic>
-                    </a:graphicData>
-                  </a:graphic>
-                </wp:inline>
-              </w:drawing>
             </w:r>
             <w:r>
               <w:rPr>
@@ -6540,6 +5916,8 @@
       <w:footerReference w:type="default" r:id="rId22"/>
       <w:headerReference w:type="first" r:id="rId23"/>
       <w:footerReference w:type="first" r:id="rId24"/>
+      <w:headerReference w:type="even" r:id="rId27"/>
+      <w:footerReference w:type="even" r:id="rId28"/>
       <w:pgSz w:w="12240" w:h="15840" w:code="1"/>
       <w:pgMar w:top="360" w:right="1440" w:bottom="1440" w:left="1440" w:header="360" w:footer="504" w:gutter="0"/>
       <w:paperSrc w:first="7" w:other="7"/>
@@ -7431,6 +6809,16 @@
 </w:ftr>
 </file>
 
+<file path=word/footer3.xml><?xml version="1.0" encoding="utf-8"?>
+<w:ftr xmlns:m="http://schemas.openxmlformats.org/officeDocument/2006/math" xmlns:mc="http://schemas.openxmlformats.org/markup-compatibility/2006" xmlns:mo="http://schemas.microsoft.com/office/mac/office/2008/main" xmlns:mv="urn:schemas-microsoft-com:mac:vml" xmlns:o="urn:schemas-microsoft-com:office:office" xmlns:r="http://schemas.openxmlformats.org/officeDocument/2006/relationships" xmlns:v="urn:schemas-microsoft-com:vml" xmlns:w10="urn:schemas-microsoft-com:office:word" xmlns:w14="http://schemas.microsoft.com/office/word/2010/wordml" xmlns:w="http://schemas.openxmlformats.org/wordprocessingml/2006/main" xmlns:wne="http://schemas.microsoft.com/office/word/2006/wordml" xmlns:wp14="http://schemas.microsoft.com/office/word/2010/wordprocessingDrawing" xmlns:wp="http://schemas.openxmlformats.org/drawingml/2006/wordprocessingDrawing" xmlns:wpc="http://schemas.microsoft.com/office/word/2010/wordprocessingCanvas" xmlns:wpg="http://schemas.microsoft.com/office/word/2010/wordprocessingGroup" xmlns:wpi="http://schemas.microsoft.com/office/word/2010/wordprocessingInk" xmlns:wps="http://schemas.microsoft.com/office/word/2010/wordprocessingShape" mc:Ignorable="w14 wp14">
+  <w:p>
+    <w:pPr>
+      <w:pStyle w:val="Footer"/>
+    </w:pPr>
+  </w:p>
+</w:ftr>
+</file>
+
 <file path=word/footnotes.xml><?xml version="1.0" encoding="utf-8"?>
 <w:footnotes xmlns:wpc="http://schemas.microsoft.com/office/word/2010/wordprocessingCanvas" xmlns:cx="http://schemas.microsoft.com/office/drawing/2014/chartex" xmlns:cx1="http://schemas.microsoft.com/office/drawing/2015/9/8/chartex" xmlns:cx2="http://schemas.microsoft.com/office/drawing/2015/10/21/chartex" xmlns:cx3="http://schemas.microsoft.com/office/drawing/2016/5/9/chartex" xmlns:cx4="http://schemas.microsoft.com/office/drawing/2016/5/10/chartex" xmlns:cx5="http://schemas.microsoft.com/office/drawing/2016/5/11/chartex" xmlns:cx6="http://schemas.microsoft.com/office/drawing/2016/5/12/chartex" xmlns:cx7="http://schemas.microsoft.com/office/drawing/2016/5/13/chartex" xmlns:cx8="http://schemas.microsoft.com/office/drawing/2016/5/14/chartex" xmlns:mc="http://schemas.openxmlformats.org/markup-compatibility/2006" xmlns:aink="http://schemas.microsoft.com/office/drawing/2016/ink" xmlns:am3d="http://schemas.microsoft.com/office/drawing/2017/model3d" xmlns:o="urn:schemas-microsoft-com:office:office" xmlns:r="http://schemas.openxmlformats.org/officeDocument/2006/relationships" xmlns:m="http://schemas.openxmlformats.org/officeDocument/2006/math" xmlns:v="urn:schemas-microsoft-com:vml" xmlns:wp14="http://schemas.microsoft.com/office/word/2010/wordprocessingDrawing" xmlns:wp="http://schemas.openxmlformats.org/drawingml/2006/wordprocessingDrawing" xmlns:w10="urn:schemas-microsoft-com:office:word" xmlns:w="http://schemas.openxmlformats.org/wordprocessingml/2006/main" xmlns:w14="http://schemas.microsoft.com/office/word/2010/wordml" xmlns:w15="http://schemas.microsoft.com/office/word/2012/wordml" xmlns:w16cex="http://schemas.microsoft.com/office/word/2018/wordml/cex" xmlns:w16cid="http://schemas.microsoft.com/office/word/2016/wordml/cid" xmlns:w16="http://schemas.microsoft.com/office/word/2018/wordml" xmlns:w16se="http://schemas.microsoft.com/office/word/2015/wordml/symex" xmlns:wpg="http://schemas.microsoft.com/office/word/2010/wordprocessingGroup" xmlns:wpi="http://schemas.microsoft.com/office/word/2010/wordprocessingInk" xmlns:wne="http://schemas.microsoft.com/office/word/2006/wordml" xmlns:wps="http://schemas.microsoft.com/office/word/2010/wordprocessingShape" mc:Ignorable="w14 w15 w16se w16cid w16 w16cex wp14">
   <w:footnote w:type="separator" w:id="-1">
@@ -7494,41 +6882,6 @@
               <w:sz w:val="20"/>
               <w:szCs w:val="20"/>
             </w:rPr>
-            <w:drawing>
-              <wp:inline distT="0" distB="0" distL="0" distR="0" wp14:anchorId="69C412D2" wp14:editId="2212E2B9">
-                <wp:extent cx="2314286" cy="666667"/>
-                <wp:effectExtent l="0" t="0" r="0" b="635"/>
-                <wp:docPr id="1" name="Picture 1"/>
-                <wp:cNvGraphicFramePr>
-                  <a:graphicFrameLocks xmlns:a="http://schemas.openxmlformats.org/drawingml/2006/main" noChangeAspect="1"/>
-                </wp:cNvGraphicFramePr>
-                <a:graphic xmlns:a="http://schemas.openxmlformats.org/drawingml/2006/main">
-                  <a:graphicData uri="http://schemas.openxmlformats.org/drawingml/2006/picture">
-                    <pic:pic xmlns:pic="http://schemas.openxmlformats.org/drawingml/2006/picture">
-                      <pic:nvPicPr>
-                        <pic:cNvPr id="1" name=""/>
-                        <pic:cNvPicPr/>
-                      </pic:nvPicPr>
-                      <pic:blipFill>
-                        <a:blip r:embed="rId1"/>
-                        <a:stretch>
-                          <a:fillRect/>
-                        </a:stretch>
-                      </pic:blipFill>
-                      <pic:spPr>
-                        <a:xfrm>
-                          <a:off x="0" y="0"/>
-                          <a:ext cx="2314286" cy="666667"/>
-                        </a:xfrm>
-                        <a:prstGeom prst="rect">
-                          <a:avLst/>
-                        </a:prstGeom>
-                      </pic:spPr>
-                    </pic:pic>
-                  </a:graphicData>
-                </a:graphic>
-              </wp:inline>
-            </w:drawing>
           </w:r>
         </w:p>
       </w:tc>
@@ -7819,56 +7172,6 @@
               <w:sz w:val="20"/>
               <w:szCs w:val="20"/>
             </w:rPr>
-            <w:drawing>
-              <wp:inline distT="0" distB="0" distL="0" distR="0" wp14:anchorId="4990A447" wp14:editId="4CFB2629">
-                <wp:extent cx="954410" cy="347731"/>
-                <wp:effectExtent l="0" t="0" r="0" b="0"/>
-                <wp:docPr id="148" name="Picture 148"/>
-                <wp:cNvGraphicFramePr>
-                  <a:graphicFrameLocks xmlns:a="http://schemas.openxmlformats.org/drawingml/2006/main" noChangeAspect="1"/>
-                </wp:cNvGraphicFramePr>
-                <a:graphic xmlns:a="http://schemas.openxmlformats.org/drawingml/2006/main">
-                  <a:graphicData uri="http://schemas.openxmlformats.org/drawingml/2006/picture">
-                    <pic:pic xmlns:pic="http://schemas.openxmlformats.org/drawingml/2006/picture">
-                      <pic:nvPicPr>
-                        <pic:cNvPr id="0" name="Picture 3" descr="C:\Documents and Settings\q741377\Desktop\Q_hor_pos_full_spot_B_small.jpg"/>
-                        <pic:cNvPicPr>
-                          <a:picLocks noChangeAspect="1" noChangeArrowheads="1"/>
-                        </pic:cNvPicPr>
-                      </pic:nvPicPr>
-                      <pic:blipFill>
-                        <a:blip r:embed="rId1" cstate="print">
-                          <a:extLst>
-                            <a:ext uri="{28A0092B-C50C-407E-A947-70E740481C1C}">
-                              <a14:useLocalDpi xmlns:a14="http://schemas.microsoft.com/office/drawing/2010/main" val="0"/>
-                            </a:ext>
-                          </a:extLst>
-                        </a:blip>
-                        <a:stretch>
-                          <a:fillRect/>
-                        </a:stretch>
-                      </pic:blipFill>
-                      <pic:spPr bwMode="auto">
-                        <a:xfrm>
-                          <a:off x="0" y="0"/>
-                          <a:ext cx="954410" cy="347731"/>
-                        </a:xfrm>
-                        <a:prstGeom prst="rect">
-                          <a:avLst/>
-                        </a:prstGeom>
-                        <a:noFill/>
-                        <a:ln w="9525">
-                          <a:noFill/>
-                          <a:miter lim="800000"/>
-                          <a:headEnd/>
-                          <a:tailEnd/>
-                        </a:ln>
-                      </pic:spPr>
-                    </pic:pic>
-                  </a:graphicData>
-                </a:graphic>
-              </wp:inline>
-            </w:drawing>
           </w:r>
         </w:p>
         <w:p>
@@ -8055,56 +7358,6 @@
               <w:sz w:val="20"/>
               <w:szCs w:val="20"/>
             </w:rPr>
-            <w:drawing>
-              <wp:inline distT="0" distB="0" distL="0" distR="0" wp14:anchorId="59F3E216" wp14:editId="7C35551C">
-                <wp:extent cx="954410" cy="347731"/>
-                <wp:effectExtent l="0" t="0" r="0" b="0"/>
-                <wp:docPr id="149" name="Picture 3"/>
-                <wp:cNvGraphicFramePr>
-                  <a:graphicFrameLocks xmlns:a="http://schemas.openxmlformats.org/drawingml/2006/main" noChangeAspect="1"/>
-                </wp:cNvGraphicFramePr>
-                <a:graphic xmlns:a="http://schemas.openxmlformats.org/drawingml/2006/main">
-                  <a:graphicData uri="http://schemas.openxmlformats.org/drawingml/2006/picture">
-                    <pic:pic xmlns:pic="http://schemas.openxmlformats.org/drawingml/2006/picture">
-                      <pic:nvPicPr>
-                        <pic:cNvPr id="0" name="Picture 3" descr="C:\Documents and Settings\q741377\Desktop\Q_hor_pos_full_spot_B_small.jpg"/>
-                        <pic:cNvPicPr>
-                          <a:picLocks noChangeAspect="1" noChangeArrowheads="1"/>
-                        </pic:cNvPicPr>
-                      </pic:nvPicPr>
-                      <pic:blipFill>
-                        <a:blip r:embed="rId1" cstate="print">
-                          <a:extLst>
-                            <a:ext uri="{28A0092B-C50C-407E-A947-70E740481C1C}">
-                              <a14:useLocalDpi xmlns:a14="http://schemas.microsoft.com/office/drawing/2010/main" val="0"/>
-                            </a:ext>
-                          </a:extLst>
-                        </a:blip>
-                        <a:stretch>
-                          <a:fillRect/>
-                        </a:stretch>
-                      </pic:blipFill>
-                      <pic:spPr bwMode="auto">
-                        <a:xfrm>
-                          <a:off x="0" y="0"/>
-                          <a:ext cx="954410" cy="347731"/>
-                        </a:xfrm>
-                        <a:prstGeom prst="rect">
-                          <a:avLst/>
-                        </a:prstGeom>
-                        <a:noFill/>
-                        <a:ln w="9525">
-                          <a:noFill/>
-                          <a:miter lim="800000"/>
-                          <a:headEnd/>
-                          <a:tailEnd/>
-                        </a:ln>
-                      </pic:spPr>
-                    </pic:pic>
-                  </a:graphicData>
-                </a:graphic>
-              </wp:inline>
-            </w:drawing>
           </w:r>
         </w:p>
         <w:p>
@@ -8273,6 +7526,16 @@
         <w:sz w:val="20"/>
         <w:szCs w:val="20"/>
       </w:rPr>
+    </w:pPr>
+  </w:p>
+</w:hdr>
+</file>
+
+<file path=word/header3.xml><?xml version="1.0" encoding="utf-8"?>
+<w:hdr xmlns:m="http://schemas.openxmlformats.org/officeDocument/2006/math" xmlns:mc="http://schemas.openxmlformats.org/markup-compatibility/2006" xmlns:mo="http://schemas.microsoft.com/office/mac/office/2008/main" xmlns:mv="urn:schemas-microsoft-com:mac:vml" xmlns:o="urn:schemas-microsoft-com:office:office" xmlns:r="http://schemas.openxmlformats.org/officeDocument/2006/relationships" xmlns:v="urn:schemas-microsoft-com:vml" xmlns:w10="urn:schemas-microsoft-com:office:word" xmlns:w14="http://schemas.microsoft.com/office/word/2010/wordml" xmlns:w="http://schemas.openxmlformats.org/wordprocessingml/2006/main" xmlns:wne="http://schemas.microsoft.com/office/word/2006/wordml" xmlns:wp14="http://schemas.microsoft.com/office/word/2010/wordprocessingDrawing" xmlns:wp="http://schemas.openxmlformats.org/drawingml/2006/wordprocessingDrawing" xmlns:wpc="http://schemas.microsoft.com/office/word/2010/wordprocessingCanvas" xmlns:wpg="http://schemas.microsoft.com/office/word/2010/wordprocessingGroup" xmlns:wpi="http://schemas.microsoft.com/office/word/2010/wordprocessingInk" xmlns:wps="http://schemas.microsoft.com/office/word/2010/wordprocessingShape" mc:Ignorable="w14 wp14">
+  <w:p>
+    <w:pPr>
+      <w:pStyle w:val="Header"/>
     </w:pPr>
   </w:p>
 </w:hdr>
